--- a/dev/waste-CSM-styled.docx
+++ b/dev/waste-CSM-styled.docx
@@ -76,8 +76,8 @@
                                   <w:rPr>
                                     <w:rFonts w:ascii="Myriad Pro" w:hAnsi="Myriad Pro" w:cs="Myriad Pro"/>
                                     <w:color w:val="700017"/>
-                                    <w:sz w:val="8"/>
-                                    <w:szCs w:val="8"/>
+                                    <w:sz w:val="30"/>
+                                    <w:szCs w:val="30"/>
                                   </w:rPr>
                                   <w:t xml:space="preserve">Landfill</w:t>
                                 </w:r>
@@ -120,8 +120,8 @@
                                   <w:rPr>
                                     <w:rFonts w:ascii="Myriad Pro" w:hAnsi="Myriad Pro" w:cs="Myriad Pro"/>
                                     <w:color w:val="700017"/>
-                                    <w:sz w:val="8"/>
-                                    <w:szCs w:val="8"/>
+                                    <w:sz w:val="30"/>
+                                    <w:szCs w:val="30"/>
                                   </w:rPr>
                                   <w:t xml:space="preserve">Active Cell</w:t>
                                 </w:r>
@@ -164,8 +164,8 @@
                                   <w:rPr>
                                     <w:rFonts w:ascii="Myriad Pro" w:hAnsi="Myriad Pro" w:cs="Myriad Pro"/>
                                     <w:color w:val="700017"/>
-                                    <w:sz w:val="8"/>
-                                    <w:szCs w:val="8"/>
+                                    <w:sz w:val="30"/>
+                                    <w:szCs w:val="30"/>
                                   </w:rPr>
                                   <w:t xml:space="preserve">Cover</w:t>
                                 </w:r>
@@ -204,8 +204,8 @@
                                   <w:rPr>
                                     <w:rFonts w:ascii="Myriad Pro" w:hAnsi="Myriad Pro" w:cs="Myriad Pro"/>
                                     <w:color w:val="000000"/>
-                                    <w:sz w:val="8"/>
-                                    <w:szCs w:val="8"/>
+                                    <w:sz w:val="30"/>
+                                    <w:szCs w:val="30"/>
                                   </w:rPr>
                                   <w:t xml:space="preserve">Compaction</w:t>
                                 </w:r>
@@ -368,8 +368,8 @@
                                   <w:rPr>
                                     <w:rFonts w:ascii="Myriad Pro" w:hAnsi="Myriad Pro" w:cs="Myriad Pro"/>
                                     <w:color w:val="006A5C"/>
-                                    <w:sz w:val="8"/>
-                                    <w:szCs w:val="8"/>
+                                    <w:sz w:val="30"/>
+                                    <w:szCs w:val="30"/>
                                   </w:rPr>
                                   <w:t xml:space="preserve">Municipal</w:t>
                                 </w:r>
@@ -412,8 +412,8 @@
                                   <w:rPr>
                                     <w:rFonts w:ascii="Myriad Pro" w:hAnsi="Myriad Pro" w:cs="Myriad Pro"/>
                                     <w:color w:val="006A5C"/>
-                                    <w:sz w:val="8"/>
-                                    <w:szCs w:val="8"/>
+                                    <w:sz w:val="30"/>
+                                    <w:szCs w:val="30"/>
                                   </w:rPr>
                                   <w:t xml:space="preserve">Resident sorting</w:t>
                                 </w:r>
@@ -456,8 +456,8 @@
                                   <w:rPr>
                                     <w:rFonts w:ascii="Myriad Pro" w:hAnsi="Myriad Pro" w:cs="Myriad Pro"/>
                                     <w:color w:val="006A5C"/>
-                                    <w:sz w:val="8"/>
-                                    <w:szCs w:val="8"/>
+                                    <w:sz w:val="30"/>
+                                    <w:szCs w:val="30"/>
                                   </w:rPr>
                                   <w:t xml:space="preserve">Kerbside Collection</w:t>
                                 </w:r>
@@ -533,8 +533,8 @@
                                     <w:rPr>
                                       <w:rFonts w:ascii="Myriad Pro" w:hAnsi="Myriad Pro" w:cs="Myriad Pro"/>
                                       <w:color w:val="006A5C"/>
-                                      <w:sz w:val="8"/>
-                                      <w:szCs w:val="8"/>
+                                      <w:sz w:val="30"/>
+                                      <w:szCs w:val="30"/>
                                     </w:rPr>
                                     <w:t xml:space="preserve">Collection Screening</w:t>
                                   </w:r>
@@ -611,8 +611,8 @@
                                     <w:rPr>
                                       <w:rFonts w:ascii="Myriad Pro" w:hAnsi="Myriad Pro" w:cs="Myriad Pro"/>
                                       <w:color w:val="006A5C"/>
-                                      <w:sz w:val="8"/>
-                                      <w:szCs w:val="8"/>
+                                      <w:sz w:val="30"/>
+                                      <w:szCs w:val="30"/>
                                     </w:rPr>
                                     <w:t xml:space="preserve">Not collected</w:t>
                                   </w:r>
@@ -774,8 +774,8 @@
                                   <w:rPr>
                                     <w:rFonts w:ascii="Myriad Pro" w:hAnsi="Myriad Pro" w:cs="Myriad Pro"/>
                                     <w:color w:val="507811"/>
-                                    <w:sz w:val="8"/>
-                                    <w:szCs w:val="8"/>
+                                    <w:sz w:val="30"/>
+                                    <w:szCs w:val="30"/>
                                   </w:rPr>
                                   <w:t xml:space="preserve">Resource&amp;Recovery</w:t>
                                 </w:r>
@@ -818,8 +818,8 @@
                                   <w:rPr>
                                     <w:rFonts w:ascii="Myriad Pro" w:hAnsi="Myriad Pro" w:cs="Myriad Pro"/>
                                     <w:color w:val="507811"/>
-                                    <w:sz w:val="8"/>
-                                    <w:szCs w:val="8"/>
+                                    <w:sz w:val="30"/>
+                                    <w:szCs w:val="30"/>
                                   </w:rPr>
                                   <w:t xml:space="preserve">Stockpiles</w:t>
                                 </w:r>
@@ -895,8 +895,8 @@
                                     <w:rPr>
                                       <w:rFonts w:ascii="Myriad Pro" w:hAnsi="Myriad Pro" w:cs="Myriad Pro"/>
                                       <w:color w:val="507811"/>
-                                      <w:sz w:val="8"/>
-                                      <w:szCs w:val="8"/>
+                                      <w:sz w:val="30"/>
+                                      <w:szCs w:val="30"/>
                                     </w:rPr>
                                     <w:t xml:space="preserve">Tertiary Screening</w:t>
                                   </w:r>
@@ -973,8 +973,8 @@
                                     <w:rPr>
                                       <w:rFonts w:ascii="Myriad Pro" w:hAnsi="Myriad Pro" w:cs="Myriad Pro"/>
                                       <w:color w:val="507811"/>
-                                      <w:sz w:val="8"/>
-                                      <w:szCs w:val="8"/>
+                                      <w:sz w:val="30"/>
+                                      <w:szCs w:val="30"/>
                                     </w:rPr>
                                     <w:t xml:space="preserve">Transport Off Site</w:t>
                                   </w:r>
@@ -1100,8 +1100,8 @@
                                   <w:rPr>
                                     <w:rFonts w:ascii="Myriad Pro" w:hAnsi="Myriad Pro" w:cs="Myriad Pro"/>
                                     <w:color w:val="005490"/>
-                                    <w:sz w:val="8"/>
-                                    <w:szCs w:val="8"/>
+                                    <w:sz w:val="30"/>
+                                    <w:szCs w:val="30"/>
                                   </w:rPr>
                                   <w:t xml:space="preserve">Domestic/Commercial</w:t>
                                 </w:r>
@@ -1153,8 +1153,8 @@
                                     <w:rPr>
                                       <w:rFonts w:ascii="Myriad Pro" w:hAnsi="Myriad Pro" w:cs="Myriad Pro"/>
                                       <w:color w:val="5E504E"/>
-                                      <w:sz w:val="8"/>
-                                      <w:szCs w:val="8"/>
+                                      <w:sz w:val="30"/>
+                                      <w:szCs w:val="30"/>
                                     </w:rPr>
                                     <w:t xml:space="preserve">Small Vehicle Area</w:t>
                                   </w:r>
@@ -1230,8 +1230,8 @@
                                       <w:rPr>
                                         <w:rFonts w:ascii="Myriad Pro" w:hAnsi="Myriad Pro" w:cs="Myriad Pro"/>
                                         <w:color w:val="005490"/>
-                                        <w:sz w:val="8"/>
-                                        <w:szCs w:val="8"/>
+                                        <w:sz w:val="30"/>
+                                        <w:szCs w:val="30"/>
                                       </w:rPr>
                                       <w:t xml:space="preserve">Secondary Screening</w:t>
                                     </w:r>
@@ -1275,8 +1275,8 @@
                                     <w:rPr>
                                       <w:rFonts w:ascii="Myriad Pro" w:hAnsi="Myriad Pro" w:cs="Myriad Pro"/>
                                       <w:color w:val="005490"/>
-                                      <w:sz w:val="8"/>
-                                      <w:szCs w:val="8"/>
+                                      <w:sz w:val="30"/>
+                                      <w:szCs w:val="30"/>
                                     </w:rPr>
                                     <w:t xml:space="preserve">Reuse Shed</w:t>
                                   </w:r>
@@ -1319,8 +1319,8 @@
                                     <w:rPr>
                                       <w:rFonts w:ascii="Myriad Pro" w:hAnsi="Myriad Pro" w:cs="Myriad Pro"/>
                                       <w:color w:val="005490"/>
-                                      <w:sz w:val="8"/>
-                                      <w:szCs w:val="8"/>
+                                      <w:sz w:val="30"/>
+                                      <w:szCs w:val="30"/>
                                     </w:rPr>
                                     <w:t xml:space="preserve">Small Vehicle Area Bins</w:t>
                                   </w:r>
@@ -1483,8 +1483,8 @@
                                     <w:rPr>
                                       <w:rFonts w:ascii="Myriad Pro" w:hAnsi="Myriad Pro" w:cs="Myriad Pro"/>
                                       <w:color w:val="5E504E"/>
-                                      <w:sz w:val="8"/>
-                                      <w:szCs w:val="8"/>
+                                      <w:sz w:val="30"/>
+                                      <w:szCs w:val="30"/>
                                     </w:rPr>
                                     <w:t xml:space="preserve">Gatehouse</w:t>
                                   </w:r>
@@ -1560,8 +1560,8 @@
                                       <w:rPr>
                                         <w:rFonts w:ascii="Myriad Pro" w:hAnsi="Myriad Pro" w:cs="Myriad Pro"/>
                                         <w:color w:val="005490"/>
-                                        <w:sz w:val="8"/>
-                                        <w:szCs w:val="8"/>
+                                        <w:sz w:val="30"/>
+                                        <w:szCs w:val="30"/>
                                       </w:rPr>
                                       <w:t xml:space="preserve">Initial Screening</w:t>
                                     </w:r>
@@ -1639,8 +1639,8 @@
                                     <w:rPr>
                                       <w:rFonts w:ascii="Myriad Pro" w:hAnsi="Myriad Pro" w:cs="Myriad Pro"/>
                                       <w:color w:val="005490"/>
-                                      <w:sz w:val="8"/>
-                                      <w:szCs w:val="8"/>
+                                      <w:sz w:val="30"/>
+                                      <w:szCs w:val="30"/>
                                     </w:rPr>
                                     <w:t xml:space="preserve">Exit site</w:t>
                                   </w:r>
